--- a/Documentation/Version_1/Book_Version_1.docx
+++ b/Documentation/Version_1/Book_Version_1.docx
@@ -2,7 +2,7 @@
 <file path=word/document.xml><?xml version="1.0" encoding="utf-8"?>
 <w:document xmlns:w="http://schemas.openxmlformats.org/wordprocessingml/2006/main" xmlns:m="http://schemas.openxmlformats.org/officeDocument/2006/math" xmlns:r="http://schemas.openxmlformats.org/officeDocument/2006/relationships" xmlns:o="urn:schemas-microsoft-com:office:office" xmlns:v="urn:schemas-microsoft-com:vml" xmlns:w10="urn:schemas-microsoft-com:office:word" xmlns:a="http://schemas.openxmlformats.org/drawingml/2006/main" xmlns:pic="http://schemas.openxmlformats.org/drawingml/2006/picture" xmlns:wp="http://schemas.openxmlformats.org/drawingml/2006/wordprocessingDrawing">
   <w:body>
-    <w:bookmarkStart w:id="138" w:name="the-iot-microservices-encyclopedia"/>
+    <w:bookmarkStart w:id="145" w:name="the-iot-microservices-encyclopedia"/>
     <w:p>
       <w:pPr>
         <w:pStyle w:val="Heading1"/>
@@ -356,7 +356,26 @@
             <w:b/>
             <w:bCs/>
           </w:rPr>
-          <w:t xml:space="preserve">Chapter 16: Strategic Roadmap &amp; Future Improvements</w:t>
+          <w:t xml:space="preserve">Chapter 16: Technical Roadmap &amp; Future Improvements</w:t>
+        </w:r>
+      </w:hyperlink>
+    </w:p>
+    <w:p>
+      <w:pPr>
+        <w:pStyle w:val="Compact"/>
+        <w:numPr>
+          <w:ilvl w:val="0"/>
+          <w:numId w:val="1001"/>
+        </w:numPr>
+      </w:pPr>
+      <w:hyperlink w:anchor="chapter-17">
+        <w:r>
+          <w:rPr>
+            <w:rStyle w:val="Hyperlink"/>
+            <w:b/>
+            <w:bCs/>
+          </w:rPr>
+          <w:t xml:space="preserve">Chapter 17: Strategic Roadmap — The Execution Plan</w:t>
         </w:r>
       </w:hyperlink>
     </w:p>
@@ -391,11 +410,6 @@
         <w:pStyle w:val="FirstParagraph"/>
       </w:pPr>
     </w:p>
-    <w:p>
-      <w:r>
-        <w:br w:type="page"/>
-      </w:r>
-    </w:p>
     <w:bookmarkEnd w:id="10"/>
     <w:bookmarkStart w:id="11" w:name="foreword-the-iot-revolution"/>
     <w:p>
@@ -482,11 +496,6 @@
       <w:pPr>
         <w:pStyle w:val="FirstParagraph"/>
       </w:pPr>
-    </w:p>
-    <w:p>
-      <w:r>
-        <w:br w:type="page"/>
-      </w:r>
     </w:p>
     <w:bookmarkEnd w:id="11"/>
     <w:bookmarkStart w:id="22" w:name="chapter-1-architectural-philosophy"/>
@@ -717,7 +726,7 @@
               <a:graphicData uri="http://schemas.openxmlformats.org/drawingml/2006/picture">
                 <pic:pic>
                   <pic:nvPicPr>
-                    <pic:cNvPr descr="https://mermaid.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" id="18" name="Picture"/>
+                    <pic:cNvPr descr="final_diag_0.png" id="18" name="Picture"/>
                     <pic:cNvPicPr>
                       <a:picLocks noChangeArrowheads="1" noChangeAspect="1"/>
                     </pic:cNvPicPr>
@@ -923,11 +932,6 @@
         <w:pStyle w:val="FirstParagraph"/>
       </w:pPr>
     </w:p>
-    <w:p>
-      <w:r>
-        <w:br w:type="page"/>
-      </w:r>
-    </w:p>
     <w:bookmarkEnd w:id="20"/>
     <w:bookmarkEnd w:id="21"/>
     <w:bookmarkEnd w:id="22"/>
@@ -1009,7 +1013,7 @@
               <a:graphicData uri="http://schemas.openxmlformats.org/drawingml/2006/picture">
                 <pic:pic>
                   <pic:nvPicPr>
-                    <pic:cNvPr descr="https://mermaid.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" id="25" name="Picture"/>
+                    <pic:cNvPr descr="final_diag_1.png" id="25" name="Picture"/>
                     <pic:cNvPicPr>
                       <a:picLocks noChangeArrowheads="1" noChangeAspect="1"/>
                     </pic:cNvPicPr>
@@ -2063,11 +2067,6 @@
         <w:pStyle w:val="FirstParagraph"/>
       </w:pPr>
     </w:p>
-    <w:p>
-      <w:r>
-        <w:br w:type="page"/>
-      </w:r>
-    </w:p>
     <w:bookmarkEnd w:id="30"/>
     <w:bookmarkEnd w:id="31"/>
     <w:bookmarkStart w:id="40" w:name="Xf980d7f403bb4718461fcb55c3d25d7f575030e"/>
@@ -2129,7 +2128,7 @@
               <a:graphicData uri="http://schemas.openxmlformats.org/drawingml/2006/picture">
                 <pic:pic>
                   <pic:nvPicPr>
-                    <pic:cNvPr descr="https://mermaid.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" id="34" name="Picture"/>
+                    <pic:cNvPr descr="final_diag_2.png" id="34" name="Picture"/>
                     <pic:cNvPicPr>
                       <a:picLocks noChangeArrowheads="1" noChangeAspect="1"/>
                     </pic:cNvPicPr>
@@ -2682,11 +2681,6 @@
         <w:pStyle w:val="FirstParagraph"/>
       </w:pPr>
     </w:p>
-    <w:p>
-      <w:r>
-        <w:br w:type="page"/>
-      </w:r>
-    </w:p>
     <w:bookmarkEnd w:id="39"/>
     <w:bookmarkEnd w:id="40"/>
     <w:bookmarkStart w:id="47" w:name="X54a194942fd080ad02820c082aa3fdbfd68760d"/>
@@ -2745,7 +2739,7 @@
               <a:graphicData uri="http://schemas.openxmlformats.org/drawingml/2006/picture">
                 <pic:pic>
                   <pic:nvPicPr>
-                    <pic:cNvPr descr="https://mermaid.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" id="43" name="Picture"/>
+                    <pic:cNvPr descr="final_diag_3.png" id="43" name="Picture"/>
                     <pic:cNvPicPr>
                       <a:picLocks noChangeArrowheads="1" noChangeAspect="1"/>
                     </pic:cNvPicPr>
@@ -3096,11 +3090,6 @@
         <w:pStyle w:val="FirstParagraph"/>
       </w:pPr>
     </w:p>
-    <w:p>
-      <w:r>
-        <w:br w:type="page"/>
-      </w:r>
-    </w:p>
     <w:bookmarkEnd w:id="46"/>
     <w:bookmarkEnd w:id="47"/>
     <w:bookmarkStart w:id="53" w:name="X565b79e7722723c47673a8501885f68ed496869"/>
@@ -3150,7 +3139,7 @@
               <a:graphicData uri="http://schemas.openxmlformats.org/drawingml/2006/picture">
                 <pic:pic>
                   <pic:nvPicPr>
-                    <pic:cNvPr descr="https://mermaid.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" id="50" name="Picture"/>
+                    <pic:cNvPr descr="final_diag_4.png" id="50" name="Picture"/>
                     <pic:cNvPicPr>
                       <a:picLocks noChangeArrowheads="1" noChangeAspect="1"/>
                     </pic:cNvPicPr>
@@ -3310,11 +3299,6 @@
         <w:pStyle w:val="FirstParagraph"/>
       </w:pPr>
     </w:p>
-    <w:p>
-      <w:r>
-        <w:br w:type="page"/>
-      </w:r>
-    </w:p>
     <w:bookmarkEnd w:id="52"/>
     <w:bookmarkEnd w:id="53"/>
     <w:bookmarkStart w:id="59" w:name="X05ec043a5660b9ee4c140caa41fc8f51e0212bf"/>
@@ -3370,7 +3354,7 @@
               <a:graphicData uri="http://schemas.openxmlformats.org/drawingml/2006/picture">
                 <pic:pic>
                   <pic:nvPicPr>
-                    <pic:cNvPr descr="https://mermaid.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" id="56" name="Picture"/>
+                    <pic:cNvPr descr="final_diag_5.png" id="56" name="Picture"/>
                     <pic:cNvPicPr>
                       <a:picLocks noChangeArrowheads="1" noChangeAspect="1"/>
                     </pic:cNvPicPr>
@@ -3619,11 +3603,6 @@
         <w:pStyle w:val="FirstParagraph"/>
       </w:pPr>
     </w:p>
-    <w:p>
-      <w:r>
-        <w:br w:type="page"/>
-      </w:r>
-    </w:p>
     <w:bookmarkEnd w:id="58"/>
     <w:bookmarkEnd w:id="59"/>
     <w:bookmarkStart w:id="67" w:name="X2268347e9d3dbb77c7f1beca2c00eef97dd6a14"/>
@@ -3688,7 +3667,7 @@
               <a:graphicData uri="http://schemas.openxmlformats.org/drawingml/2006/picture">
                 <pic:pic>
                   <pic:nvPicPr>
-                    <pic:cNvPr descr="https://mermaid.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" id="62" name="Picture"/>
+                    <pic:cNvPr descr="final_diag_6.png" id="62" name="Picture"/>
                     <pic:cNvPicPr>
                       <a:picLocks noChangeArrowheads="1" noChangeAspect="1"/>
                     </pic:cNvPicPr>
@@ -4000,11 +3979,6 @@
         <w:pStyle w:val="FirstParagraph"/>
       </w:pPr>
     </w:p>
-    <w:p>
-      <w:r>
-        <w:br w:type="page"/>
-      </w:r>
-    </w:p>
     <w:bookmarkEnd w:id="66"/>
     <w:bookmarkEnd w:id="67"/>
     <w:bookmarkStart w:id="73" w:name="X34c6ea3464455001d4de917cb4bc00ffafe2872"/>
@@ -4066,7 +4040,7 @@
               <a:graphicData uri="http://schemas.openxmlformats.org/drawingml/2006/picture">
                 <pic:pic>
                   <pic:nvPicPr>
-                    <pic:cNvPr descr="https://mermaid.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" id="70" name="Picture"/>
+                    <pic:cNvPr descr="final_diag_7.png" id="70" name="Picture"/>
                     <pic:cNvPicPr>
                       <a:picLocks noChangeArrowheads="1" noChangeAspect="1"/>
                     </pic:cNvPicPr>
@@ -4288,11 +4262,6 @@
         <w:pStyle w:val="FirstParagraph"/>
       </w:pPr>
     </w:p>
-    <w:p>
-      <w:r>
-        <w:br w:type="page"/>
-      </w:r>
-    </w:p>
     <w:bookmarkEnd w:id="72"/>
     <w:bookmarkEnd w:id="73"/>
     <w:bookmarkStart w:id="80" w:name="chapter-9-angular-ms-the-human-interface"/>
@@ -4342,7 +4311,7 @@
               <a:graphicData uri="http://schemas.openxmlformats.org/drawingml/2006/picture">
                 <pic:pic>
                   <pic:nvPicPr>
-                    <pic:cNvPr descr="https://mermaid.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" id="76" name="Picture"/>
+                    <pic:cNvPr descr="final_diag_8.png" id="76" name="Picture"/>
                     <pic:cNvPicPr>
                       <a:picLocks noChangeArrowheads="1" noChangeAspect="1"/>
                     </pic:cNvPicPr>
@@ -4630,11 +4599,6 @@
         <w:pStyle w:val="FirstParagraph"/>
       </w:pPr>
     </w:p>
-    <w:p>
-      <w:r>
-        <w:br w:type="page"/>
-      </w:r>
-    </w:p>
     <w:bookmarkEnd w:id="79"/>
     <w:bookmarkEnd w:id="80"/>
     <w:bookmarkStart w:id="86" w:name="X3854a0dbb5dab459c2b295ba71e658fd0f15150"/>
@@ -4660,7 +4624,7 @@
               <a:graphicData uri="http://schemas.openxmlformats.org/drawingml/2006/picture">
                 <pic:pic>
                   <pic:nvPicPr>
-                    <pic:cNvPr descr="https://mermaid.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" id="83" name="Picture"/>
+                    <pic:cNvPr descr="final_diag_9.png" id="83" name="Picture"/>
                     <pic:cNvPicPr>
                       <a:picLocks noChangeArrowheads="1" noChangeAspect="1"/>
                     </pic:cNvPicPr>
@@ -4870,11 +4834,6 @@
         <w:pStyle w:val="FirstParagraph"/>
       </w:pPr>
     </w:p>
-    <w:p>
-      <w:r>
-        <w:br w:type="page"/>
-      </w:r>
-    </w:p>
     <w:bookmarkEnd w:id="85"/>
     <w:bookmarkEnd w:id="86"/>
     <w:bookmarkStart w:id="92" w:name="Xb83b5c7e76dfa1958853d783e8e7f62221b092d"/>
@@ -4900,7 +4859,7 @@
               <a:graphicData uri="http://schemas.openxmlformats.org/drawingml/2006/picture">
                 <pic:pic>
                   <pic:nvPicPr>
-                    <pic:cNvPr descr="https://mermaid.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" id="89" name="Picture"/>
+                    <pic:cNvPr descr="final_diag_10.png" id="89" name="Picture"/>
                     <pic:cNvPicPr>
                       <a:picLocks noChangeArrowheads="1" noChangeAspect="1"/>
                     </pic:cNvPicPr>
@@ -5084,11 +5043,6 @@
         <w:pStyle w:val="FirstParagraph"/>
       </w:pPr>
     </w:p>
-    <w:p>
-      <w:r>
-        <w:br w:type="page"/>
-      </w:r>
-    </w:p>
     <w:bookmarkEnd w:id="91"/>
     <w:bookmarkEnd w:id="92"/>
     <w:bookmarkStart w:id="98" w:name="X68a731cf88f59e08354885e7c131c1c9e0b4938"/>
@@ -5114,7 +5068,7 @@
               <a:graphicData uri="http://schemas.openxmlformats.org/drawingml/2006/picture">
                 <pic:pic>
                   <pic:nvPicPr>
-                    <pic:cNvPr descr="https://mermaid.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" id="95" name="Picture"/>
+                    <pic:cNvPr descr="final_diag_11.png" id="95" name="Picture"/>
                     <pic:cNvPicPr>
                       <a:picLocks noChangeArrowheads="1" noChangeAspect="1"/>
                     </pic:cNvPicPr>
@@ -5254,11 +5208,6 @@
         <w:pStyle w:val="FirstParagraph"/>
       </w:pPr>
     </w:p>
-    <w:p>
-      <w:r>
-        <w:br w:type="page"/>
-      </w:r>
-    </w:p>
     <w:bookmarkEnd w:id="97"/>
     <w:bookmarkEnd w:id="98"/>
     <w:bookmarkStart w:id="104" w:name="X56ade4874302eeb8b9d781fe6daeb485d4ad3f2"/>
@@ -5284,7 +5233,7 @@
               <a:graphicData uri="http://schemas.openxmlformats.org/drawingml/2006/picture">
                 <pic:pic>
                   <pic:nvPicPr>
-                    <pic:cNvPr descr="https://mermaid.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" id="101" name="Picture"/>
+                    <pic:cNvPr descr="final_diag_12.png" id="101" name="Picture"/>
                     <pic:cNvPicPr>
                       <a:picLocks noChangeArrowheads="1" noChangeAspect="1"/>
                     </pic:cNvPicPr>
@@ -5452,11 +5401,6 @@
         <w:pStyle w:val="FirstParagraph"/>
       </w:pPr>
     </w:p>
-    <w:p>
-      <w:r>
-        <w:br w:type="page"/>
-      </w:r>
-    </w:p>
     <w:bookmarkEnd w:id="103"/>
     <w:bookmarkEnd w:id="104"/>
     <w:bookmarkStart w:id="106" w:name="X66135b0c58b3eb95a0f6629c0c48a346d3636a7"/>
@@ -5570,11 +5514,6 @@
         <w:pStyle w:val="FirstParagraph"/>
       </w:pPr>
     </w:p>
-    <w:p>
-      <w:r>
-        <w:br w:type="page"/>
-      </w:r>
-    </w:p>
     <w:bookmarkEnd w:id="105"/>
     <w:bookmarkEnd w:id="106"/>
     <w:bookmarkStart w:id="113" w:name="chapter-15-troubleshooting-post-mortems"/>
@@ -5956,21 +5895,16 @@
         <w:pStyle w:val="FirstParagraph"/>
       </w:pPr>
     </w:p>
-    <w:p>
-      <w:r>
-        <w:br w:type="page"/>
-      </w:r>
-    </w:p>
     <w:bookmarkEnd w:id="111"/>
     <w:bookmarkEnd w:id="112"/>
     <w:bookmarkEnd w:id="113"/>
-    <w:bookmarkStart w:id="135" w:name="X751f5bc11eb4c7d67d5349369f0f6f63f1bcd51"/>
+    <w:bookmarkStart w:id="135" w:name="Xcf3c56f6f5b191e558799288be5e2fad0c42625"/>
     <w:p>
       <w:pPr>
         <w:pStyle w:val="Heading2"/>
       </w:pPr>
       <w:r>
-        <w:t xml:space="preserve">🚀 Chapter 16: Strategic Roadmap &amp; Future Improvements</w:t>
+        <w:t xml:space="preserve">🚀 Chapter 16: Technical Roadmap &amp; Future Improvements</w:t>
       </w:r>
     </w:p>
     <w:p>
@@ -6218,7 +6152,7 @@
               <a:graphicData uri="http://schemas.openxmlformats.org/drawingml/2006/picture">
                 <pic:pic>
                   <pic:nvPicPr>
-                    <pic:cNvPr descr="https://mermaid.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" id="116" name="Picture"/>
+                    <pic:cNvPr descr="final_diag_13.png" id="116" name="Picture"/>
                     <pic:cNvPicPr>
                       <a:picLocks noChangeArrowheads="1" noChangeAspect="1"/>
                     </pic:cNvPicPr>
@@ -6485,7 +6419,7 @@
               <a:graphicData uri="http://schemas.openxmlformats.org/drawingml/2006/picture">
                 <pic:pic>
                   <pic:nvPicPr>
-                    <pic:cNvPr descr="https://mermaid.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" id="120" name="Picture"/>
+                    <pic:cNvPr descr="final_diag_14.png" id="120" name="Picture"/>
                     <pic:cNvPicPr>
                       <a:picLocks noChangeArrowheads="1" noChangeAspect="1"/>
                     </pic:cNvPicPr>
@@ -6810,7 +6744,7 @@
               <a:graphicData uri="http://schemas.openxmlformats.org/drawingml/2006/picture">
                 <pic:pic>
                   <pic:nvPicPr>
-                    <pic:cNvPr descr="https://mermaid.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" id="126" name="Picture"/>
+                    <pic:cNvPr descr="final_diag_15.png" id="126" name="Picture"/>
                     <pic:cNvPicPr>
                       <a:picLocks noChangeArrowheads="1" noChangeAspect="1"/>
                     </pic:cNvPicPr>
@@ -7066,7 +7000,7 @@
               <a:graphicData uri="http://schemas.openxmlformats.org/drawingml/2006/picture">
                 <pic:pic>
                   <pic:nvPicPr>
-                    <pic:cNvPr descr="https://mermaid.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" id="132" name="Picture"/>
+                    <pic:cNvPr descr="final_diag_16.png" id="132" name="Picture"/>
                     <pic:cNvPicPr>
                       <a:picLocks noChangeArrowheads="1" noChangeAspect="1"/>
                     </pic:cNvPicPr>
@@ -7119,21 +7053,16 @@
         <w:pStyle w:val="FirstParagraph"/>
       </w:pPr>
     </w:p>
-    <w:p>
-      <w:r>
-        <w:br w:type="page"/>
-      </w:r>
-    </w:p>
     <w:bookmarkEnd w:id="133"/>
     <w:bookmarkEnd w:id="134"/>
     <w:bookmarkEnd w:id="135"/>
-    <w:bookmarkStart w:id="137" w:name="conclusion-the-horizon-of-iot"/>
+    <w:bookmarkStart w:id="142" w:name="X846cf5ca5d0d78e0d7c69e79b862e1740c1d82f"/>
     <w:p>
       <w:pPr>
         <w:pStyle w:val="Heading2"/>
       </w:pPr>
       <w:r>
-        <w:t xml:space="preserve">🌅 Conclusion: The Horizon of IoT</w:t>
+        <w:t xml:space="preserve">🗺️ Chapter 17: Strategic Roadmap — The Execution Plan</w:t>
       </w:r>
     </w:p>
     <w:p>
@@ -7141,44 +7070,72 @@
         <w:pStyle w:val="FirstParagraph"/>
       </w:pPr>
       <w:r>
-        <w:t xml:space="preserve">The IoT Microservices project is a living ecosystem. By moving away from the</w:t>
-      </w:r>
-      <w:r>
-        <w:t xml:space="preserve"> </w:t>
-      </w:r>
-      <w:r>
-        <w:t xml:space="preserve">“Big Ball of Mud”</w:t>
-      </w:r>
-      <w:r>
-        <w:t xml:space="preserve"> </w:t>
-      </w:r>
-      <w:r>
-        <w:t xml:space="preserve">toward highly specialized reactors, we have built a</w:t>
-      </w:r>
-      <w:r>
-        <w:t xml:space="preserve"> </w:t>
-      </w:r>
-      <w:r>
-        <w:rPr>
-          <w:b/>
-          <w:bCs/>
-        </w:rPr>
-        <w:t xml:space="preserve">Resilient Backbone</w:t>
-      </w:r>
-      <w:r>
-        <w:t xml:space="preserve"> </w:t>
-      </w:r>
-      <w:r>
-        <w:t xml:space="preserve">for the future.</w:t>
-      </w:r>
-    </w:p>
-    <w:bookmarkStart w:id="136" w:name="the-road-ahead-2026-and-beyond"/>
+        <w:t xml:space="preserve">While the technical roadmap outlines</w:t>
+      </w:r>
+      <w:r>
+        <w:t xml:space="preserve"> </w:t>
+      </w:r>
+      <w:r>
+        <w:rPr>
+          <w:b/>
+          <w:bCs/>
+        </w:rPr>
+        <w:t xml:space="preserve">what</w:t>
+      </w:r>
+      <w:r>
+        <w:t xml:space="preserve"> </w:t>
+      </w:r>
+      <w:r>
+        <w:t xml:space="preserve">we will build, this chapter defines</w:t>
+      </w:r>
+      <w:r>
+        <w:t xml:space="preserve"> </w:t>
+      </w:r>
+      <w:r>
+        <w:rPr>
+          <w:b/>
+          <w:bCs/>
+        </w:rPr>
+        <w:t xml:space="preserve">when</w:t>
+      </w:r>
+      <w:r>
+        <w:t xml:space="preserve"> </w:t>
+      </w:r>
+      <w:r>
+        <w:t xml:space="preserve">and</w:t>
+      </w:r>
+      <w:r>
+        <w:t xml:space="preserve"> </w:t>
+      </w:r>
+      <w:r>
+        <w:rPr>
+          <w:b/>
+          <w:bCs/>
+        </w:rPr>
+        <w:t xml:space="preserve">how</w:t>
+      </w:r>
+      <w:r>
+        <w:t xml:space="preserve"> </w:t>
+      </w:r>
+      <w:r>
+        <w:t xml:space="preserve">we will execute these transitions to ensure zero downtime and maximum reliability.</w:t>
+      </w:r>
+    </w:p>
+    <w:bookmarkStart w:id="136" w:name="X8ad47a605cc9a092e42d4c205c19c4cc316db58"/>
     <w:p>
       <w:pPr>
         <w:pStyle w:val="Heading3"/>
       </w:pPr>
       <w:r>
-        <w:t xml:space="preserve">The Road Ahead: 2026 and Beyond</w:t>
+        <w:t xml:space="preserve">17.1 Phase 1: The Observability &amp; Security Hardening (Current Quarter)</w:t>
+      </w:r>
+    </w:p>
+    <w:p>
+      <w:pPr>
+        <w:pStyle w:val="FirstParagraph"/>
+      </w:pPr>
+      <w:r>
+        <w:t xml:space="preserve">The priority is to stabilize the existing cluster and prepare for the transition to a Zero-Trust environment.</w:t>
       </w:r>
     </w:p>
     <w:p>
@@ -7194,10 +7151,10 @@
           <w:b/>
           <w:bCs/>
         </w:rPr>
-        <w:t xml:space="preserve">Distributed Intelligence</w:t>
-      </w:r>
-      <w:r>
-        <w:t xml:space="preserve">: WebAssembly workers at the gateway level.</w:t>
+        <w:t xml:space="preserve">Metric Unification</w:t>
+      </w:r>
+      <w:r>
+        <w:t xml:space="preserve">: Consolidate disparate Prometheus exporters into a unified scraping service to reduce resource overhead.</w:t>
       </w:r>
     </w:p>
     <w:p>
@@ -7213,10 +7170,40 @@
           <w:b/>
           <w:bCs/>
         </w:rPr>
-        <w:t xml:space="preserve">Global Mesh</w:t>
-      </w:r>
-      <w:r>
-        <w:t xml:space="preserve">: Cross-cluster federation for international fleets.</w:t>
+        <w:t xml:space="preserve">mTLS Pilot</w:t>
+      </w:r>
+      <w:r>
+        <w:t xml:space="preserve">: Implement mutual TLS specifically for the</w:t>
+      </w:r>
+      <w:r>
+        <w:t xml:space="preserve"> </w:t>
+      </w:r>
+      <w:r>
+        <w:rPr>
+          <w:rStyle w:val="VerbatimChar"/>
+        </w:rPr>
+        <w:t xml:space="preserve">auth-ms</w:t>
+      </w:r>
+      <w:r>
+        <w:t xml:space="preserve"> </w:t>
+      </w:r>
+      <w:r>
+        <w:t xml:space="preserve">and</w:t>
+      </w:r>
+      <w:r>
+        <w:t xml:space="preserve"> </w:t>
+      </w:r>
+      <w:r>
+        <w:rPr>
+          <w:rStyle w:val="VerbatimChar"/>
+        </w:rPr>
+        <w:t xml:space="preserve">orchestrator-ms</w:t>
+      </w:r>
+      <w:r>
+        <w:t xml:space="preserve"> </w:t>
+      </w:r>
+      <w:r>
+        <w:t xml:space="preserve">path to harden identity services.</w:t>
       </w:r>
     </w:p>
     <w:p>
@@ -7232,10 +7219,281 @@
           <w:b/>
           <w:bCs/>
         </w:rPr>
-        <w:t xml:space="preserve">Autonomous Response</w:t>
-      </w:r>
-      <w:r>
-        <w:t xml:space="preserve">: Closing feedback loops at the Edge via Fog nodes.</w:t>
+        <w:t xml:space="preserve">CI/CD Maturity</w:t>
+      </w:r>
+      <w:r>
+        <w:t xml:space="preserve">: Automate performance regression tests in the Jenkins/GitHub Actions pipeline to detect latency spikes before deployment.</w:t>
+      </w:r>
+    </w:p>
+    <w:bookmarkEnd w:id="136"/>
+    <w:bookmarkStart w:id="137" w:name="X003b927b6a3dd9878390e80ccfeb2bb94917be5"/>
+    <w:p>
+      <w:pPr>
+        <w:pStyle w:val="Heading3"/>
+      </w:pPr>
+      <w:r>
+        <w:t xml:space="preserve">17.2 Phase 2: Edge Intelligence &amp; Fog Deployment (Next 6 Months)</w:t>
+      </w:r>
+    </w:p>
+    <w:p>
+      <w:pPr>
+        <w:pStyle w:val="FirstParagraph"/>
+      </w:pPr>
+      <w:r>
+        <w:t xml:space="preserve">Focus shifts to the physical</w:t>
+      </w:r>
+      <w:r>
+        <w:t xml:space="preserve"> </w:t>
+      </w:r>
+      <w:r>
+        <w:t xml:space="preserve">“Edge,”</w:t>
+      </w:r>
+      <w:r>
+        <w:t xml:space="preserve"> </w:t>
+      </w:r>
+      <w:r>
+        <w:t xml:space="preserve">reducing cloud ingestion costs and improving local reflexes.</w:t>
+      </w:r>
+    </w:p>
+    <w:p>
+      <w:pPr>
+        <w:pStyle w:val="Compact"/>
+        <w:numPr>
+          <w:ilvl w:val="0"/>
+          <w:numId w:val="1009"/>
+        </w:numPr>
+      </w:pPr>
+      <w:r>
+        <w:rPr>
+          <w:b/>
+          <w:bCs/>
+        </w:rPr>
+        <w:t xml:space="preserve">Wasm Ingestion Prototypes</w:t>
+      </w:r>
+      <w:r>
+        <w:t xml:space="preserve">: Deploy the first WebAssembly</w:t>
+      </w:r>
+      <w:r>
+        <w:t xml:space="preserve"> </w:t>
+      </w:r>
+      <w:r>
+        <w:t xml:space="preserve">“Data Pruners”</w:t>
+      </w:r>
+      <w:r>
+        <w:t xml:space="preserve"> </w:t>
+      </w:r>
+      <w:r>
+        <w:t xml:space="preserve">to select pilot greenhouse sites.</w:t>
+      </w:r>
+    </w:p>
+    <w:p>
+      <w:pPr>
+        <w:pStyle w:val="Compact"/>
+        <w:numPr>
+          <w:ilvl w:val="0"/>
+          <w:numId w:val="1009"/>
+        </w:numPr>
+      </w:pPr>
+      <w:r>
+        <w:rPr>
+          <w:b/>
+          <w:bCs/>
+        </w:rPr>
+        <w:t xml:space="preserve">Fog Node Integration</w:t>
+      </w:r>
+      <w:r>
+        <w:t xml:space="preserve">: Establish the first</w:t>
+      </w:r>
+      <w:r>
+        <w:t xml:space="preserve"> </w:t>
+      </w:r>
+      <w:r>
+        <w:t xml:space="preserve">“Site Brains”</w:t>
+      </w:r>
+      <w:r>
+        <w:t xml:space="preserve"> </w:t>
+      </w:r>
+      <w:r>
+        <w:t xml:space="preserve">to manage local database persistence (MongoDB Edge) and site-wide automation loops.</w:t>
+      </w:r>
+    </w:p>
+    <w:p>
+      <w:pPr>
+        <w:pStyle w:val="Compact"/>
+        <w:numPr>
+          <w:ilvl w:val="0"/>
+          <w:numId w:val="1009"/>
+        </w:numPr>
+      </w:pPr>
+      <w:r>
+        <w:rPr>
+          <w:b/>
+          <w:bCs/>
+        </w:rPr>
+        <w:t xml:space="preserve">Device Registry V2</w:t>
+      </w:r>
+      <w:r>
+        <w:t xml:space="preserve">: Upgrade</w:t>
+      </w:r>
+      <w:r>
+        <w:t xml:space="preserve"> </w:t>
+      </w:r>
+      <w:r>
+        <w:rPr>
+          <w:rStyle w:val="VerbatimChar"/>
+        </w:rPr>
+        <w:t xml:space="preserve">microcontrollers-ms</w:t>
+      </w:r>
+      <w:r>
+        <w:t xml:space="preserve"> </w:t>
+      </w:r>
+      <w:r>
+        <w:t xml:space="preserve">to handle device-to-gateway pairing and local discovery protocols.</w:t>
+      </w:r>
+    </w:p>
+    <w:bookmarkEnd w:id="137"/>
+    <w:bookmarkStart w:id="141" w:name="X8fdb0e4275a645b9b0f304df07061d50d50ab72"/>
+    <w:p>
+      <w:pPr>
+        <w:pStyle w:val="Heading3"/>
+      </w:pPr>
+      <w:r>
+        <w:t xml:space="preserve">17.3 Phase 3: Global Mesh &amp; Infinite Scale (Next Year)</w:t>
+      </w:r>
+    </w:p>
+    <w:p>
+      <w:pPr>
+        <w:pStyle w:val="FirstParagraph"/>
+      </w:pPr>
+      <w:r>
+        <w:t xml:space="preserve">The final phase achieves global federation and serverless efficiency.</w:t>
+      </w:r>
+    </w:p>
+    <w:p>
+      <w:pPr>
+        <w:pStyle w:val="Compact"/>
+        <w:numPr>
+          <w:ilvl w:val="0"/>
+          <w:numId w:val="1010"/>
+        </w:numPr>
+      </w:pPr>
+      <w:r>
+        <w:rPr>
+          <w:b/>
+          <w:bCs/>
+        </w:rPr>
+        <w:t xml:space="preserve">Cross-Cluster Mesh</w:t>
+      </w:r>
+      <w:r>
+        <w:t xml:space="preserve">: Connect the EU and US clusters via Cilium ClusterMesh, enabling global identity sharing and failover.</w:t>
+      </w:r>
+    </w:p>
+    <w:p>
+      <w:pPr>
+        <w:pStyle w:val="Compact"/>
+        <w:numPr>
+          <w:ilvl w:val="0"/>
+          <w:numId w:val="1010"/>
+        </w:numPr>
+      </w:pPr>
+      <w:r>
+        <w:rPr>
+          <w:b/>
+          <w:bCs/>
+        </w:rPr>
+        <w:t xml:space="preserve">Serverless Offloading</w:t>
+      </w:r>
+      <w:r>
+        <w:t xml:space="preserve">: Migrate the heavy analytics functions in</w:t>
+      </w:r>
+      <w:r>
+        <w:t xml:space="preserve"> </w:t>
+      </w:r>
+      <w:r>
+        <w:rPr>
+          <w:rStyle w:val="VerbatimChar"/>
+        </w:rPr>
+        <w:t xml:space="preserve">stats-ms</w:t>
+      </w:r>
+      <w:r>
+        <w:t xml:space="preserve"> </w:t>
+      </w:r>
+      <w:r>
+        <w:t xml:space="preserve">to Knative, allowing the system to scale to zero during idle hours.</w:t>
+      </w:r>
+    </w:p>
+    <w:p>
+      <w:pPr>
+        <w:pStyle w:val="Compact"/>
+        <w:numPr>
+          <w:ilvl w:val="0"/>
+          <w:numId w:val="1010"/>
+        </w:numPr>
+      </w:pPr>
+      <w:r>
+        <w:rPr>
+          <w:b/>
+          <w:bCs/>
+        </w:rPr>
+        <w:t xml:space="preserve">Sovereign Sharding</w:t>
+      </w:r>
+      <w:r>
+        <w:t xml:space="preserve">: Implement jurisdiction-aware routing to ensure data residency compliance in real-time.</w:t>
+      </w:r>
+    </w:p>
+    <w:p>
+      <w:pPr>
+        <w:pStyle w:val="CaptionedFigure"/>
+      </w:pPr>
+      <w:r>
+        <w:drawing>
+          <wp:inline>
+            <wp:extent cx="5334000" cy="683558"/>
+            <wp:effectExtent b="0" l="0" r="0" t="0"/>
+            <wp:docPr descr="Gantt Chart" title="" id="139" name="Picture"/>
+            <a:graphic>
+              <a:graphicData uri="http://schemas.openxmlformats.org/drawingml/2006/picture">
+                <pic:pic>
+                  <pic:nvPicPr>
+                    <pic:cNvPr descr="final_diag_17.png" id="140" name="Picture"/>
+                    <pic:cNvPicPr>
+                      <a:picLocks noChangeArrowheads="1" noChangeAspect="1"/>
+                    </pic:cNvPicPr>
+                  </pic:nvPicPr>
+                  <pic:blipFill>
+                    <a:blip r:embed="rId138"/>
+                    <a:stretch>
+                      <a:fillRect/>
+                    </a:stretch>
+                  </pic:blipFill>
+                  <pic:spPr bwMode="auto">
+                    <a:xfrm>
+                      <a:off x="0" y="0"/>
+                      <a:ext cx="5334000" cy="683558"/>
+                    </a:xfrm>
+                    <a:prstGeom prst="rect">
+                      <a:avLst/>
+                    </a:prstGeom>
+                    <a:noFill/>
+                    <a:ln w="9525">
+                      <a:noFill/>
+                      <a:headEnd/>
+                      <a:tailEnd/>
+                    </a:ln>
+                  </pic:spPr>
+                </pic:pic>
+              </a:graphicData>
+            </a:graphic>
+          </wp:inline>
+        </w:drawing>
+      </w:r>
+    </w:p>
+    <w:p>
+      <w:pPr>
+        <w:pStyle w:val="ImageCaption"/>
+      </w:pPr>
+      <w:r>
+        <w:t xml:space="preserve">Gantt Chart</w:t>
       </w:r>
     </w:p>
     <w:p>
@@ -7249,6 +7507,131 @@
       <w:pPr>
         <w:pStyle w:val="FirstParagraph"/>
       </w:pPr>
+    </w:p>
+    <w:bookmarkEnd w:id="141"/>
+    <w:bookmarkEnd w:id="142"/>
+    <w:bookmarkStart w:id="144" w:name="conclusion-the-horizon-of-iot"/>
+    <w:p>
+      <w:pPr>
+        <w:pStyle w:val="Heading2"/>
+      </w:pPr>
+      <w:r>
+        <w:t xml:space="preserve">🌅 Conclusion: The Horizon of IoT</w:t>
+      </w:r>
+    </w:p>
+    <w:p>
+      <w:pPr>
+        <w:pStyle w:val="FirstParagraph"/>
+      </w:pPr>
+      <w:r>
+        <w:t xml:space="preserve">The IoT Microservices project is a living ecosystem. By moving away from the</w:t>
+      </w:r>
+      <w:r>
+        <w:t xml:space="preserve"> </w:t>
+      </w:r>
+      <w:r>
+        <w:t xml:space="preserve">“Big Ball of Mud”</w:t>
+      </w:r>
+      <w:r>
+        <w:t xml:space="preserve"> </w:t>
+      </w:r>
+      <w:r>
+        <w:t xml:space="preserve">toward highly specialized reactors, we have built a</w:t>
+      </w:r>
+      <w:r>
+        <w:t xml:space="preserve"> </w:t>
+      </w:r>
+      <w:r>
+        <w:rPr>
+          <w:b/>
+          <w:bCs/>
+        </w:rPr>
+        <w:t xml:space="preserve">Resilient Backbone</w:t>
+      </w:r>
+      <w:r>
+        <w:t xml:space="preserve"> </w:t>
+      </w:r>
+      <w:r>
+        <w:t xml:space="preserve">for the future.</w:t>
+      </w:r>
+    </w:p>
+    <w:bookmarkStart w:id="143" w:name="the-road-ahead-2026-and-beyond"/>
+    <w:p>
+      <w:pPr>
+        <w:pStyle w:val="Heading3"/>
+      </w:pPr>
+      <w:r>
+        <w:t xml:space="preserve">The Road Ahead: 2026 and Beyond</w:t>
+      </w:r>
+    </w:p>
+    <w:p>
+      <w:pPr>
+        <w:pStyle w:val="Compact"/>
+        <w:numPr>
+          <w:ilvl w:val="0"/>
+          <w:numId w:val="1011"/>
+        </w:numPr>
+      </w:pPr>
+      <w:r>
+        <w:rPr>
+          <w:b/>
+          <w:bCs/>
+        </w:rPr>
+        <w:t xml:space="preserve">Distributed Intelligence</w:t>
+      </w:r>
+      <w:r>
+        <w:t xml:space="preserve">: WebAssembly workers at the gateway level.</w:t>
+      </w:r>
+    </w:p>
+    <w:p>
+      <w:pPr>
+        <w:pStyle w:val="Compact"/>
+        <w:numPr>
+          <w:ilvl w:val="0"/>
+          <w:numId w:val="1011"/>
+        </w:numPr>
+      </w:pPr>
+      <w:r>
+        <w:rPr>
+          <w:b/>
+          <w:bCs/>
+        </w:rPr>
+        <w:t xml:space="preserve">Global Mesh</w:t>
+      </w:r>
+      <w:r>
+        <w:t xml:space="preserve">: Cross-cluster federation for international fleets.</w:t>
+      </w:r>
+    </w:p>
+    <w:p>
+      <w:pPr>
+        <w:pStyle w:val="Compact"/>
+        <w:numPr>
+          <w:ilvl w:val="0"/>
+          <w:numId w:val="1011"/>
+        </w:numPr>
+      </w:pPr>
+      <w:r>
+        <w:rPr>
+          <w:b/>
+          <w:bCs/>
+        </w:rPr>
+        <w:t xml:space="preserve">Autonomous Response</w:t>
+      </w:r>
+      <w:r>
+        <w:t xml:space="preserve">: Closing feedback loops at the Edge via Fog nodes.</w:t>
+      </w:r>
+    </w:p>
+    <w:p>
+      <w:r>
+        <w:pict>
+          <v:rect style="width:0;height:1.5pt" o:hralign="center" o:hrstd="t" o:hr="t"/>
+        </w:pict>
+      </w:r>
+    </w:p>
+    <w:p>
+      <w:pPr>
+        <w:pStyle w:val="FirstParagraph"/>
+      </w:pPr>
       <w:r>
         <w:rPr>
           <w:i/>
@@ -7267,9 +7650,9 @@
         <w:t xml:space="preserve">Revised March 2026.</w:t>
       </w:r>
     </w:p>
-    <w:bookmarkEnd w:id="136"/>
-    <w:bookmarkEnd w:id="137"/>
-    <w:bookmarkEnd w:id="138"/>
+    <w:bookmarkEnd w:id="143"/>
+    <w:bookmarkEnd w:id="144"/>
+    <w:bookmarkEnd w:id="145"/>
     <w:sectPr>
       <w:footnotePr>
         <w:numRestart w:val="eachSect"/>
@@ -7620,6 +8003,15 @@
     <w:abstractNumId w:val="991"/>
   </w:num>
   <w:num w:numId="1008">
+    <w:abstractNumId w:val="991"/>
+  </w:num>
+  <w:num w:numId="1009">
+    <w:abstractNumId w:val="991"/>
+  </w:num>
+  <w:num w:numId="1010">
+    <w:abstractNumId w:val="991"/>
+  </w:num>
+  <w:num w:numId="1011">
     <w:abstractNumId w:val="99411"/>
     <w:lvlOverride w:ilvl="0">
       <w:startOverride w:val="1"/>
